--- a/RustamovLR05.docx
+++ b/RustamovLR05.docx
@@ -2740,7 +2740,7 @@
       </w:pPr>
       <w:r>
         <w:drawing>
-          <wp:inline distT="0" distB="0" distL="0" distR="0" wp14:anchorId="7AD332B9" wp14:editId="0F08681D">
+          <wp:inline distT="0" distB="0" distL="0" distR="0" wp14:anchorId="7AD332B9" wp14:editId="550F86FD">
             <wp:extent cx="3543300" cy="5212248"/>
             <wp:effectExtent l="0" t="0" r="0" b="0"/>
             <wp:docPr id="1595171144" name="Рисунок 3"/>
@@ -2796,27 +2796,14 @@
       <w:r>
         <w:t xml:space="preserve">Рисунок </w:t>
       </w:r>
-      <w:r>
-        <w:fldChar w:fldCharType="begin"/>
-      </w:r>
-      <w:r>
-        <w:instrText xml:space="preserve"> SEQ Рисунок \* ARABIC </w:instrText>
-      </w:r>
-      <w:r>
-        <w:fldChar w:fldCharType="separate"/>
-      </w:r>
-      <w:r>
-        <w:rPr>
-          <w:noProof/>
-        </w:rPr>
-        <w:t>1</w:t>
-      </w:r>
-      <w:r>
-        <w:rPr>
-          <w:noProof/>
-        </w:rPr>
-        <w:fldChar w:fldCharType="end"/>
-      </w:r>
+      <w:fldSimple w:instr=" SEQ Рисунок \* ARABIC ">
+        <w:r>
+          <w:rPr>
+            <w:noProof/>
+          </w:rPr>
+          <w:t>1</w:t>
+        </w:r>
+      </w:fldSimple>
       <w:r>
         <w:rPr>
           <w:lang w:val="en-US"/>
@@ -2943,27 +2930,14 @@
       <w:r>
         <w:t xml:space="preserve">Рисунок </w:t>
       </w:r>
-      <w:r>
-        <w:fldChar w:fldCharType="begin"/>
-      </w:r>
-      <w:r>
-        <w:instrText xml:space="preserve"> SEQ Рисунок \* ARABIC </w:instrText>
-      </w:r>
-      <w:r>
-        <w:fldChar w:fldCharType="separate"/>
-      </w:r>
-      <w:r>
-        <w:rPr>
-          <w:noProof/>
-        </w:rPr>
-        <w:t>2</w:t>
-      </w:r>
-      <w:r>
-        <w:rPr>
-          <w:noProof/>
-        </w:rPr>
-        <w:fldChar w:fldCharType="end"/>
-      </w:r>
+      <w:fldSimple w:instr=" SEQ Рисунок \* ARABIC ">
+        <w:r>
+          <w:rPr>
+            <w:noProof/>
+          </w:rPr>
+          <w:t>2</w:t>
+        </w:r>
+      </w:fldSimple>
       <w:r>
         <w:t xml:space="preserve"> –</w:t>
       </w:r>
@@ -3064,11 +3038,6 @@
       <w:bookmarkEnd w:id="4"/>
     </w:p>
     <w:p>
-      <w:pPr>
-        <w:rPr>
-          <w:lang w:val="en-US"/>
-        </w:rPr>
-      </w:pPr>
       <w:r>
         <w:t>В данном разделе приведено описание отношений типа «общее-частное», представленных на диаграмме классов. Такие отношения используются для отображения иерархии классов, при которой один класс задаёт общую структуру или общий контракт, а другие классы уточняют его поведение. В разработанной программе данная связь используется для описания иерархии объёмных фигур, а также для отображения наследования пользовательских форм от стандартного класса Form.</w:t>
       </w:r>
@@ -3315,14 +3284,7 @@
                 <w:iCs/>
                 <w:szCs w:val="22"/>
               </w:rPr>
-              <w:t xml:space="preserve">, </w:t>
-            </w:r>
-            <w:r>
-              <w:rPr>
-                <w:iCs/>
-                <w:szCs w:val="22"/>
-              </w:rPr>
-              <w:t>для объёмной фигуры, задающий общий контракт для всех фигур, имеющих тип, объём и текстовое описание</w:t>
+              <w:t>, для объёмной фигуры, задающий общий контракт для всех фигур, имеющих тип, объём и текстовое описание</w:t>
             </w:r>
           </w:p>
         </w:tc>
@@ -3507,14 +3469,7 @@
                 <w:iCs/>
                 <w:szCs w:val="22"/>
               </w:rPr>
-              <w:t>О</w:t>
-            </w:r>
-            <w:r>
-              <w:rPr>
-                <w:iCs/>
-                <w:szCs w:val="22"/>
-              </w:rPr>
-              <w:t>бъём фигуры</w:t>
+              <w:t>Объём фигуры</w:t>
             </w:r>
           </w:p>
         </w:tc>
@@ -3717,14 +3672,7 @@
           <w:sz w:val="28"/>
           <w:szCs w:val="22"/>
         </w:rPr>
-        <w:t xml:space="preserve"> – </w:t>
-      </w:r>
-      <w:r>
-        <w:rPr>
-          <w:sz w:val="28"/>
-          <w:szCs w:val="22"/>
-        </w:rPr>
-        <w:t xml:space="preserve">Описание абстрактного класса </w:t>
+        <w:t xml:space="preserve"> – Описание абстрактного класса </w:t>
       </w:r>
       <w:proofErr w:type="spellStart"/>
       <w:r>
@@ -4150,7 +4098,6 @@
               <w:t>+</w:t>
             </w:r>
             <w:proofErr w:type="spellStart"/>
-            <w:proofErr w:type="gramStart"/>
             <w:r>
               <w:rPr>
                 <w:iCs/>
@@ -4164,15 +4111,7 @@
                 <w:iCs/>
                 <w:szCs w:val="22"/>
               </w:rPr>
-              <w:t>(</w:t>
-            </w:r>
-            <w:proofErr w:type="gramEnd"/>
-            <w:r>
-              <w:rPr>
-                <w:iCs/>
-                <w:szCs w:val="22"/>
-              </w:rPr>
-              <w:t>)</w:t>
+              <w:t>()</w:t>
             </w:r>
             <w:r>
               <w:rPr>
@@ -4250,25 +4189,7 @@
                 <w:szCs w:val="22"/>
                 <w:lang w:val="en-US"/>
               </w:rPr>
-              <w:t>#</w:t>
-            </w:r>
-            <w:proofErr w:type="gramStart"/>
-            <w:r>
-              <w:rPr>
-                <w:iCs/>
-                <w:szCs w:val="22"/>
-                <w:lang w:val="en-US"/>
-              </w:rPr>
-              <w:t>ValidatePositive(</w:t>
-            </w:r>
-            <w:proofErr w:type="gramEnd"/>
-            <w:r>
-              <w:rPr>
-                <w:iCs/>
-                <w:szCs w:val="22"/>
-                <w:lang w:val="en-US"/>
-              </w:rPr>
-              <w:t xml:space="preserve">double value, string </w:t>
+              <w:t xml:space="preserve">#ValidatePositive(double value, string </w:t>
             </w:r>
             <w:proofErr w:type="spellStart"/>
             <w:r>
@@ -4355,25 +4276,7 @@
                 <w:szCs w:val="22"/>
                 <w:lang w:val="en-US"/>
               </w:rPr>
-              <w:t>#</w:t>
-            </w:r>
-            <w:proofErr w:type="gramStart"/>
-            <w:r>
-              <w:rPr>
-                <w:iCs/>
-                <w:szCs w:val="22"/>
-                <w:lang w:val="en-US"/>
-              </w:rPr>
-              <w:t>ValidateVolume(</w:t>
-            </w:r>
-            <w:proofErr w:type="gramEnd"/>
-            <w:r>
-              <w:rPr>
-                <w:iCs/>
-                <w:szCs w:val="22"/>
-                <w:lang w:val="en-US"/>
-              </w:rPr>
-              <w:t xml:space="preserve">double volume, string </w:t>
+              <w:t xml:space="preserve">#ValidateVolume(double volume, string </w:t>
             </w:r>
             <w:proofErr w:type="spellStart"/>
             <w:r>
@@ -4756,14 +4659,7 @@
                 <w:iCs/>
                 <w:szCs w:val="22"/>
               </w:rPr>
-              <w:t>-</w:t>
-            </w:r>
-            <w:r>
-              <w:rPr>
-                <w:iCs/>
-                <w:szCs w:val="22"/>
-              </w:rPr>
-              <w:t>_</w:t>
+              <w:t>-_</w:t>
             </w:r>
             <w:proofErr w:type="spellStart"/>
             <w:r>
@@ -5092,14 +4988,7 @@
                 <w:iCs/>
                 <w:szCs w:val="22"/>
               </w:rPr>
-              <w:t>О</w:t>
-            </w:r>
-            <w:r>
-              <w:rPr>
-                <w:iCs/>
-                <w:szCs w:val="22"/>
-              </w:rPr>
-              <w:t>бъём сферы.</w:t>
+              <w:t>Объём сферы.</w:t>
             </w:r>
           </w:p>
         </w:tc>
@@ -5155,7 +5044,6 @@
               <w:t>+</w:t>
             </w:r>
             <w:proofErr w:type="spellStart"/>
-            <w:proofErr w:type="gramStart"/>
             <w:r>
               <w:rPr>
                 <w:iCs/>
@@ -5172,7 +5060,6 @@
               <w:t>(</w:t>
             </w:r>
             <w:proofErr w:type="spellStart"/>
-            <w:proofErr w:type="gramEnd"/>
             <w:r>
               <w:rPr>
                 <w:iCs/>
@@ -5265,7 +5152,6 @@
               <w:t>+</w:t>
             </w:r>
             <w:proofErr w:type="spellStart"/>
-            <w:proofErr w:type="gramStart"/>
             <w:r>
               <w:rPr>
                 <w:iCs/>
@@ -5279,15 +5165,7 @@
                 <w:iCs/>
                 <w:szCs w:val="22"/>
               </w:rPr>
-              <w:t>(</w:t>
-            </w:r>
-            <w:proofErr w:type="gramEnd"/>
-            <w:r>
-              <w:rPr>
-                <w:iCs/>
-                <w:szCs w:val="22"/>
-              </w:rPr>
-              <w:t>)</w:t>
+              <w:t>()</w:t>
             </w:r>
           </w:p>
         </w:tc>
@@ -5786,14 +5664,7 @@
                 <w:iCs/>
                 <w:szCs w:val="22"/>
               </w:rPr>
-              <w:t xml:space="preserve">Ширина </w:t>
-            </w:r>
-            <w:r>
-              <w:rPr>
-                <w:iCs/>
-                <w:szCs w:val="22"/>
-              </w:rPr>
-              <w:t>основания пирамиды</w:t>
+              <w:t>Ширина основания пирамиды</w:t>
             </w:r>
           </w:p>
         </w:tc>
@@ -6414,25 +6285,7 @@
                 <w:szCs w:val="22"/>
                 <w:lang w:val="en-US"/>
               </w:rPr>
-              <w:t>+</w:t>
-            </w:r>
-            <w:proofErr w:type="gramStart"/>
-            <w:r>
-              <w:rPr>
-                <w:iCs/>
-                <w:szCs w:val="22"/>
-                <w:lang w:val="en-US"/>
-              </w:rPr>
-              <w:t>Pyramid(</w:t>
-            </w:r>
-            <w:proofErr w:type="gramEnd"/>
-            <w:r>
-              <w:rPr>
-                <w:iCs/>
-                <w:szCs w:val="22"/>
-                <w:lang w:val="en-US"/>
-              </w:rPr>
-              <w:t xml:space="preserve">double </w:t>
+              <w:t xml:space="preserve">+Pyramid(double </w:t>
             </w:r>
             <w:proofErr w:type="spellStart"/>
             <w:r>
@@ -6531,7 +6384,6 @@
               <w:t>+</w:t>
             </w:r>
             <w:proofErr w:type="spellStart"/>
-            <w:proofErr w:type="gramStart"/>
             <w:r>
               <w:rPr>
                 <w:iCs/>
@@ -6545,15 +6397,7 @@
                 <w:iCs/>
                 <w:szCs w:val="22"/>
               </w:rPr>
-              <w:t>(</w:t>
-            </w:r>
-            <w:proofErr w:type="gramEnd"/>
-            <w:r>
-              <w:rPr>
-                <w:iCs/>
-                <w:szCs w:val="22"/>
-              </w:rPr>
-              <w:t>)</w:t>
+              <w:t>()</w:t>
             </w:r>
           </w:p>
         </w:tc>
@@ -7675,25 +7519,7 @@
                 <w:szCs w:val="22"/>
                 <w:lang w:val="en-US"/>
               </w:rPr>
-              <w:t>+</w:t>
-            </w:r>
-            <w:proofErr w:type="gramStart"/>
-            <w:r>
-              <w:rPr>
-                <w:iCs/>
-                <w:szCs w:val="22"/>
-                <w:lang w:val="en-US"/>
-              </w:rPr>
-              <w:t>Parallelepiped(</w:t>
-            </w:r>
-            <w:proofErr w:type="gramEnd"/>
-            <w:r>
-              <w:rPr>
-                <w:iCs/>
-                <w:szCs w:val="22"/>
-                <w:lang w:val="en-US"/>
-              </w:rPr>
-              <w:t>double length, double width, double height)</w:t>
+              <w:t>+Parallelepiped(double length, double width, double height)</w:t>
             </w:r>
           </w:p>
         </w:tc>
@@ -7756,7 +7582,6 @@
               <w:t>+</w:t>
             </w:r>
             <w:proofErr w:type="spellStart"/>
-            <w:proofErr w:type="gramStart"/>
             <w:r>
               <w:rPr>
                 <w:iCs/>
@@ -7770,15 +7595,7 @@
                 <w:iCs/>
                 <w:szCs w:val="22"/>
               </w:rPr>
-              <w:t>(</w:t>
-            </w:r>
-            <w:proofErr w:type="gramEnd"/>
-            <w:r>
-              <w:rPr>
-                <w:iCs/>
-                <w:szCs w:val="22"/>
-              </w:rPr>
-              <w:t>)</w:t>
+              <w:t>()</w:t>
             </w:r>
           </w:p>
         </w:tc>
@@ -7946,27 +7763,14 @@
       <w:r>
         <w:t xml:space="preserve">Рисунок </w:t>
       </w:r>
-      <w:r>
-        <w:fldChar w:fldCharType="begin"/>
-      </w:r>
-      <w:r>
-        <w:instrText xml:space="preserve"> SEQ Рисунок \* ARABIC </w:instrText>
-      </w:r>
-      <w:r>
-        <w:fldChar w:fldCharType="separate"/>
-      </w:r>
-      <w:r>
-        <w:rPr>
-          <w:noProof/>
-        </w:rPr>
-        <w:t>3</w:t>
-      </w:r>
-      <w:r>
-        <w:rPr>
-          <w:noProof/>
-        </w:rPr>
-        <w:fldChar w:fldCharType="end"/>
-      </w:r>
+      <w:fldSimple w:instr=" SEQ Рисунок \* ARABIC ">
+        <w:r>
+          <w:rPr>
+            <w:noProof/>
+          </w:rPr>
+          <w:t>3</w:t>
+        </w:r>
+      </w:fldSimple>
       <w:r>
         <w:t xml:space="preserve"> – </w:t>
       </w:r>
@@ -8078,10 +7882,7 @@
     </w:p>
     <w:p>
       <w:r>
-        <w:t>Особенностью программы является автоматический расчёт объёма фигуры на основе введённых пользователем параметров. Для каждой фигуры отображается её тип, рассчитанный объём и текстовое описание. В программе предусмотрена проверка корректности вводимых данных: параметры фигуры должны быть положительными конечными числами. При ошибочном вводе пользователю выводится соответствующее сообщение.</w:t>
-      </w:r>
-      <w:r>
-        <w:t xml:space="preserve"> </w:t>
+        <w:t xml:space="preserve">Особенностью программы является автоматический расчёт объёма фигуры на основе введённых пользователем параметров. Для каждой фигуры отображается её тип, рассчитанный объём и текстовое описание. В программе предусмотрена проверка корректности вводимых данных: параметры фигуры должны быть положительными конечными числами. При ошибочном вводе пользователю выводится соответствующее сообщение. </w:t>
       </w:r>
       <w:r>
         <w:t>В данном разделе будет проведено функциональное тестирование разработанной программы.</w:t>
@@ -8577,27 +8378,14 @@
       <w:r>
         <w:t xml:space="preserve">Рисунок </w:t>
       </w:r>
-      <w:r>
-        <w:fldChar w:fldCharType="begin"/>
-      </w:r>
-      <w:r>
-        <w:instrText xml:space="preserve"> SEQ Рисунок \* ARABIC </w:instrText>
-      </w:r>
-      <w:r>
-        <w:fldChar w:fldCharType="separate"/>
-      </w:r>
-      <w:r>
-        <w:rPr>
-          <w:noProof/>
-        </w:rPr>
-        <w:t>6</w:t>
-      </w:r>
-      <w:r>
-        <w:rPr>
-          <w:noProof/>
-        </w:rPr>
-        <w:fldChar w:fldCharType="end"/>
-      </w:r>
+      <w:fldSimple w:instr=" SEQ Рисунок \* ARABIC ">
+        <w:r>
+          <w:rPr>
+            <w:noProof/>
+          </w:rPr>
+          <w:t>6</w:t>
+        </w:r>
+      </w:fldSimple>
       <w:r>
         <w:t xml:space="preserve"> – Добавление фигуры</w:t>
       </w:r>
@@ -8739,13 +8527,13 @@
           <w:sz w:val="28"/>
           <w:szCs w:val="20"/>
         </w:rPr>
+        <w:instrText xml:space="preserve"> \* MERGEFORMAT </w:instrText>
       </w:r>
       <w:r>
         <w:rPr>
           <w:sz w:val="28"/>
           <w:szCs w:val="20"/>
         </w:rPr>
-        <w:instrText xml:space="preserve"> \* MERGEFORMAT </w:instrText>
       </w:r>
       <w:r>
         <w:rPr>
@@ -8895,13 +8683,13 @@
           <w:sz w:val="28"/>
           <w:szCs w:val="20"/>
         </w:rPr>
+        <w:instrText xml:space="preserve"> \* MERGEFORMAT </w:instrText>
       </w:r>
       <w:r>
         <w:rPr>
           <w:sz w:val="28"/>
           <w:szCs w:val="20"/>
         </w:rPr>
-        <w:instrText xml:space="preserve"> \* MERGEFORMAT </w:instrText>
       </w:r>
       <w:r>
         <w:rPr>
@@ -8933,6 +8721,8 @@
         <w:t>.</w:t>
       </w:r>
     </w:p>
+    <w:p/>
+    <w:p/>
     <w:p>
       <w:pPr>
         <w:pStyle w:val="af9"/>
@@ -9049,13 +8839,13 @@
           <w:sz w:val="28"/>
           <w:szCs w:val="20"/>
         </w:rPr>
+        <w:instrText xml:space="preserve"> \* MERGEFORMAT </w:instrText>
       </w:r>
       <w:r>
         <w:rPr>
           <w:sz w:val="28"/>
           <w:szCs w:val="20"/>
         </w:rPr>
-        <w:instrText xml:space="preserve"> \* MERGEFORMAT </w:instrText>
       </w:r>
       <w:r>
         <w:rPr>
@@ -9202,13 +8992,13 @@
           <w:sz w:val="28"/>
           <w:szCs w:val="20"/>
         </w:rPr>
+        <w:instrText xml:space="preserve"> \* MERGEFORMAT </w:instrText>
       </w:r>
       <w:r>
         <w:rPr>
           <w:sz w:val="28"/>
           <w:szCs w:val="20"/>
         </w:rPr>
-        <w:instrText xml:space="preserve"> \* MERGEFORMAT </w:instrText>
       </w:r>
       <w:r>
         <w:rPr>
@@ -9983,10 +9773,7 @@
     </w:p>
     <w:p>
       <w:r>
-        <w:t>Результат загрузки фигур представлен на рисунке</w:t>
-      </w:r>
-      <w:r>
-        <w:t xml:space="preserve"> </w:t>
+        <w:t xml:space="preserve">Результат загрузки фигур представлен на рисунке </w:t>
       </w:r>
       <w:r>
         <w:fldChar w:fldCharType="begin"/>
@@ -10693,27 +10480,14 @@
       <w:r>
         <w:t xml:space="preserve">Рисунок </w:t>
       </w:r>
-      <w:r>
-        <w:fldChar w:fldCharType="begin"/>
-      </w:r>
-      <w:r>
-        <w:instrText xml:space="preserve"> SEQ Рисунок \* ARABIC </w:instrText>
-      </w:r>
-      <w:r>
-        <w:fldChar w:fldCharType="separate"/>
-      </w:r>
-      <w:r>
-        <w:rPr>
-          <w:noProof/>
-        </w:rPr>
-        <w:t>21</w:t>
-      </w:r>
-      <w:r>
-        <w:rPr>
-          <w:noProof/>
-        </w:rPr>
-        <w:fldChar w:fldCharType="end"/>
-      </w:r>
+      <w:fldSimple w:instr=" SEQ Рисунок \* ARABIC ">
+        <w:r>
+          <w:rPr>
+            <w:noProof/>
+          </w:rPr>
+          <w:t>21</w:t>
+        </w:r>
+      </w:fldSimple>
       <w:r>
         <w:t xml:space="preserve"> – Результат поиска фигуры</w:t>
       </w:r>
@@ -10772,27 +10546,14 @@
       <w:r>
         <w:t xml:space="preserve">Рисунок </w:t>
       </w:r>
-      <w:r>
-        <w:fldChar w:fldCharType="begin"/>
-      </w:r>
-      <w:r>
-        <w:instrText xml:space="preserve"> SEQ Рисунок \* ARABIC </w:instrText>
-      </w:r>
-      <w:r>
-        <w:fldChar w:fldCharType="separate"/>
-      </w:r>
-      <w:r>
-        <w:rPr>
-          <w:noProof/>
-        </w:rPr>
-        <w:t>22</w:t>
-      </w:r>
-      <w:r>
-        <w:rPr>
-          <w:noProof/>
-        </w:rPr>
-        <w:fldChar w:fldCharType="end"/>
-      </w:r>
+      <w:fldSimple w:instr=" SEQ Рисунок \* ARABIC ">
+        <w:r>
+          <w:rPr>
+            <w:noProof/>
+          </w:rPr>
+          <w:t>22</w:t>
+        </w:r>
+      </w:fldSimple>
       <w:r>
         <w:t xml:space="preserve"> – Пустой результат</w:t>
       </w:r>
@@ -10854,27 +10615,14 @@
       <w:r>
         <w:t xml:space="preserve">Рисунок </w:t>
       </w:r>
-      <w:r>
-        <w:fldChar w:fldCharType="begin"/>
-      </w:r>
-      <w:r>
-        <w:instrText xml:space="preserve"> SEQ Рисунок \* ARABIC </w:instrText>
-      </w:r>
-      <w:r>
-        <w:fldChar w:fldCharType="separate"/>
-      </w:r>
-      <w:r>
-        <w:rPr>
-          <w:noProof/>
-        </w:rPr>
-        <w:t>23</w:t>
-      </w:r>
-      <w:r>
-        <w:rPr>
-          <w:noProof/>
-        </w:rPr>
-        <w:fldChar w:fldCharType="end"/>
-      </w:r>
+      <w:fldSimple w:instr=" SEQ Рисунок \* ARABIC ">
+        <w:r>
+          <w:rPr>
+            <w:noProof/>
+          </w:rPr>
+          <w:t>23</w:t>
+        </w:r>
+      </w:fldSimple>
       <w:r>
         <w:t xml:space="preserve"> – Ошибка задания исходных </w:t>
       </w:r>
@@ -10929,25 +10677,11 @@
         <w:spacing w:after="120"/>
         <w:ind w:left="709"/>
         <w:jc w:val="right"/>
-        <w:rPr>
-          <w:lang w:val="en-US"/>
-        </w:rPr>
       </w:pPr>
       <w:bookmarkStart w:id="27" w:name="_Toc225423988"/>
       <w:bookmarkStart w:id="28" w:name="_Toc232202375"/>
-      <w:proofErr w:type="spellStart"/>
-      <w:r>
-        <w:rPr>
-          <w:lang w:val="en-US"/>
-        </w:rPr>
-        <w:t>Приложение</w:t>
-      </w:r>
-      <w:proofErr w:type="spellEnd"/>
-      <w:r>
-        <w:rPr>
-          <w:lang w:val="en-US"/>
-        </w:rPr>
-        <w:t xml:space="preserve"> А</w:t>
+      <w:r>
+        <w:t>Приложение А</w:t>
       </w:r>
       <w:bookmarkEnd w:id="27"/>
       <w:bookmarkEnd w:id="28"/>
@@ -10988,7 +10722,6 @@
           <w:iCs/>
           <w:kern w:val="0"/>
           <w:szCs w:val="28"/>
-          <w:lang w:val="en-US"/>
           <w14:ligatures w14:val="none"/>
         </w:rPr>
       </w:pPr>
@@ -11012,7 +10745,6 @@
           <w:iCs/>
           <w:kern w:val="0"/>
           <w:szCs w:val="28"/>
-          <w:lang w:val="en-US"/>
           <w14:ligatures w14:val="none"/>
         </w:rPr>
       </w:pPr>
@@ -11026,7 +10758,6 @@
           <w:iCs/>
           <w:kern w:val="0"/>
           <w:szCs w:val="28"/>
-          <w:lang w:val="en-US"/>
           <w14:ligatures w14:val="none"/>
         </w:rPr>
       </w:pPr>
@@ -11040,7 +10771,6 @@
           <w:iCs/>
           <w:kern w:val="0"/>
           <w:szCs w:val="28"/>
-          <w:lang w:val="en-US"/>
           <w14:ligatures w14:val="none"/>
         </w:rPr>
       </w:pPr>
@@ -11054,7 +10784,6 @@
           <w:iCs/>
           <w:kern w:val="0"/>
           <w:szCs w:val="28"/>
-          <w:lang w:val="en-US"/>
           <w14:ligatures w14:val="none"/>
         </w:rPr>
       </w:pPr>
@@ -11068,7 +10797,6 @@
           <w:iCs/>
           <w:kern w:val="0"/>
           <w:szCs w:val="28"/>
-          <w:lang w:val="en-US"/>
           <w14:ligatures w14:val="none"/>
         </w:rPr>
       </w:pPr>
@@ -11082,7 +10810,6 @@
           <w:iCs/>
           <w:kern w:val="0"/>
           <w:szCs w:val="28"/>
-          <w:lang w:val="en-US"/>
           <w14:ligatures w14:val="none"/>
         </w:rPr>
       </w:pPr>
@@ -11096,7 +10823,6 @@
           <w:iCs/>
           <w:kern w:val="0"/>
           <w:szCs w:val="28"/>
-          <w:lang w:val="en-US"/>
           <w14:ligatures w14:val="none"/>
         </w:rPr>
       </w:pPr>
@@ -11110,7 +10836,6 @@
           <w:iCs/>
           <w:kern w:val="0"/>
           <w:szCs w:val="28"/>
-          <w:lang w:val="en-US"/>
           <w14:ligatures w14:val="none"/>
         </w:rPr>
       </w:pPr>
@@ -11124,7 +10849,6 @@
           <w:iCs/>
           <w:kern w:val="0"/>
           <w:szCs w:val="28"/>
-          <w:lang w:val="en-US"/>
           <w14:ligatures w14:val="none"/>
         </w:rPr>
       </w:pPr>
@@ -11138,7 +10862,6 @@
           <w:iCs/>
           <w:kern w:val="0"/>
           <w:szCs w:val="28"/>
-          <w:lang w:val="en-US"/>
           <w14:ligatures w14:val="none"/>
         </w:rPr>
       </w:pPr>
@@ -13873,11 +13596,6 @@
       </w:r>
     </w:p>
     <w:p>
-      <w:pPr>
-        <w:rPr>
-          <w:lang w:val="en-US"/>
-        </w:rPr>
-      </w:pPr>
       <w:r>
         <w:rPr>
           <w:b/>
@@ -14385,9 +14103,6 @@
           <w:numId w:val="41"/>
         </w:numPr>
         <w:ind w:left="0" w:firstLine="709"/>
-        <w:rPr>
-          <w:lang w:val="en-US"/>
-        </w:rPr>
       </w:pPr>
       <w:r>
         <w:t>Система должна иметь графический пользовательский интерфейс.</w:t>
@@ -20423,6 +20138,7 @@
   <w:style w:type="character" w:default="1" w:styleId="a0">
     <w:name w:val="Default Paragraph Font"/>
     <w:uiPriority w:val="1"/>
+    <w:semiHidden/>
     <w:unhideWhenUsed/>
   </w:style>
   <w:style w:type="table" w:default="1" w:styleId="a1">
